--- a/PANDIT_JI_CLIPS_MASTER.docx
+++ b/PANDIT_JI_CLIPS_MASTER.docx
@@ -109,7 +109,7 @@
         <w:pStyle w:val="ListBullet"/>
       </w:pPr>
       <w:r>
-        <w:t>TOTAL CONFIRMED CLIPS ACROSS 6 VIDEOS: 60 (+ 3 removed, a few optional/host)</w:t>
+        <w:t>TOTAL CLIPS: 86 across 6 videos (V6:2 · V5:5 · V3:14 · V1:18 · V7:18 · V2:29) — includes 2 host + 1 optional; 4 earlier clips were removed.</w:t>
       </w:r>
     </w:p>
     <w:p>
